--- a/public/smart-police/forms/สัญญาประกัน.docx
+++ b/public/smart-police/forms/สัญญาประกัน.docx
@@ -6821,7 +6821,7 @@
         <w:szCs w:val="24"/>
         <w:cs/>
       </w:rPr>
-      <w:t>สอบสวน.</w:t>
+      <w:t/>
     </w:r>
     <w:r>
       <w:rPr>
@@ -6832,7 +6832,7 @@
         <w:sz w:val="24"/>
         <w:szCs w:val="24"/>
       </w:rPr>
-      <w:t>com</w:t>
+      <w:t/>
     </w:r>
   </w:p>
 </w:ftr>

--- a/public/smart-police/forms/สัญญาประกัน.docx
+++ b/public/smart-police/forms/สัญญาประกัน.docx
@@ -6731,7 +6731,7 @@
         <w:szCs w:val="32"/>
         <w:cs/>
       </w:rPr>
-      <w:t>(</w:t>
+      <w:t/>
     </w:r>
     <w:r>
       <w:rPr>
@@ -6741,7 +6741,7 @@
         <w:szCs w:val="32"/>
         <w:cs/>
       </w:rPr>
-      <w:t>ส</w:t>
+      <w:t/>
     </w:r>
     <w:r>
       <w:rPr>
@@ -6751,7 +6751,7 @@
         <w:szCs w:val="32"/>
         <w:cs/>
       </w:rPr>
-      <w:t xml:space="preserve"> ๕๖</w:t>
+      <w:t xml:space="preserve"/>
     </w:r>
     <w:r>
       <w:rPr>
@@ -6760,7 +6760,7 @@
         <w:bCs/>
         <w:szCs w:val="32"/>
       </w:rPr>
-      <w:t xml:space="preserve"> </w:t>
+      <w:t xml:space="preserve"/>
     </w:r>
     <w:r>
       <w:rPr>
@@ -6770,7 +6770,7 @@
         <w:szCs w:val="32"/>
         <w:cs/>
       </w:rPr>
-      <w:t>-</w:t>
+      <w:t/>
     </w:r>
     <w:r>
       <w:rPr>
@@ -6779,7 +6779,7 @@
         <w:bCs/>
         <w:szCs w:val="32"/>
       </w:rPr>
-      <w:t xml:space="preserve"> </w:t>
+      <w:t xml:space="preserve"/>
     </w:r>
     <w:r>
       <w:rPr>
@@ -6789,7 +6789,7 @@
         <w:szCs w:val="32"/>
         <w:cs/>
       </w:rPr>
-      <w:t>๖๒)</w:t>
+      <w:t/>
     </w:r>
     <w:r>
       <w:rPr>
